--- a/arbeitsblaetter/A13_Gesamtauftrag_Pruefungsvorbereitung.docx
+++ b/arbeitsblaetter/A13_Gesamtauftrag_Pruefungsvorbereitung.docx
@@ -216,7 +216,7 @@
                 <w:color w:val="172A3A"/>
                 <w:sz w:val="18"/>
               </w:rPr>
-              <w:t>Der Inhalt ist vollständig vorgegeben. Dein fertiges Dokument soll genau zwei Seiten lang sein.</w:t>
+              <w:t>Der Inhalt ist vollständig vorgegeben. Dein fertiges Infodokument soll zwei Seiten lang sein. Falls deine Word-Version bei Formatvorlagen leicht andere Abstände verwendet, darfst du kleine Abstände anpassen – Schrift und Inhalte nicht verkleinern.</w:t>
             </w:r>
           </w:p>
         </w:tc>
@@ -326,7 +326,7 @@
                 <w:color w:val="17324D"/>
                 <w:sz w:val="18"/>
               </w:rPr>
-              <w:t xml:space="preserve">Text: </w:t>
+              <w:t xml:space="preserve">Fliesstext: </w:t>
             </w:r>
             <w:r>
               <w:rPr>
